--- a/各选题文献分析/课题65-微波低铱PEM催化/文献精读-65-总汇报-OER与PEM.docx
+++ b/各选题文献分析/课题65-微波低铱PEM催化/文献精读-65-总汇报-OER与PEM.docx
@@ -76,7 +76,39 @@
           <w:b w:val="0"/>
           <w:sz w:val="24"/>
         </w:rPr>
-        <w:t>撰写：DSH 学术助理 ｜ 日期：2026-09-02 ｜ 定位：课题65（微波合成低铱 MnO₂–IrO₂ 催化剂 · PEM 水电解耐久析氧）入选后的总学习汇报</w:t>
+        <w:t>撰写：DSH 学术助理 ｜ 日期：2026-09-02（V2 更新 2026-09-09：五篇文献全文精读到齐后全面修订——官方</w:t>
+      </w:r>
+      <w:r>
+        <w:rPr>
+          <w:rFonts w:ascii="Times New Roman" w:hAnsi="Times New Roman" w:eastAsia="宋体"/>
+          <w:b w:val="0"/>
+          <w:sz w:val="24"/>
+        </w:rPr>
+        <w:t>[</w:t>
+      </w:r>
+      <w:r>
+        <w:rPr>
+          <w:rFonts w:ascii="Times New Roman" w:hAnsi="Times New Roman" w:eastAsia="宋体"/>
+          <w:b w:val="0"/>
+          <w:sz w:val="24"/>
+        </w:rPr>
+        <w:t>2] 机制描述纠正、补充 4 篇精读要点；V3 待 2026-09-10 官方</w:t>
+      </w:r>
+      <w:r>
+        <w:rPr>
+          <w:rFonts w:ascii="Times New Roman" w:hAnsi="Times New Roman" w:eastAsia="宋体"/>
+          <w:b w:val="0"/>
+          <w:sz w:val="24"/>
+        </w:rPr>
+        <w:t>[</w:t>
+      </w:r>
+      <w:r>
+        <w:rPr>
+          <w:rFonts w:ascii="Times New Roman" w:hAnsi="Times New Roman" w:eastAsia="宋体"/>
+          <w:b w:val="0"/>
+          <w:sz w:val="24"/>
+        </w:rPr>
+        <w:t>1] Science 全文精读） ｜ 定位：课题65（微波合成低铱 MnO₂–IrO₂ 催化剂 · PEM 水电解耐久析氧）入选后的总学习汇报</w:t>
       </w:r>
     </w:p>
     <w:p>
@@ -93,7 +125,7 @@
           <w:b w:val="0"/>
           <w:sz w:val="24"/>
         </w:rPr>
-        <w:t xml:space="preserve">内容：① 课题全景与立项逻辑 ② 相关文献总学习（官方 2 篇 + 方法学补充）③ </w:t>
+        <w:t xml:space="preserve">内容：① 课题全景与立项逻辑 ② 相关文献总学习（官方 2 篇 + 补充 4 篇 + 方法学）③ </w:t>
       </w:r>
       <w:r>
         <w:rPr>
@@ -482,6 +514,56 @@
     <w:p/>
     <w:p>
       <w:pPr>
+        <w:spacing w:before="120" w:after="120"/>
+        <w:ind w:left="567" w:right="567"/>
+        <w:pBdr>
+          <w:left w:val="single" w:sz="12" w:color="6366F1"/>
+        </w:pBdr>
+      </w:pPr>
+      <w:r>
+        <w:rPr>
+          <w:rFonts w:ascii="Times New Roman" w:hAnsi="Times New Roman" w:eastAsia="宋体"/>
+          <w:b w:val="0"/>
+          <w:sz w:val="24"/>
+        </w:rPr>
+        <w:t xml:space="preserve">⚠️ </w:t>
+      </w:r>
+      <w:r>
+        <w:rPr>
+          <w:rFonts w:ascii="Times New Roman" w:hAnsi="Times New Roman" w:eastAsia="宋体"/>
+          <w:b/>
+          <w:sz w:val="24"/>
+        </w:rPr>
+        <w:t>本节为立项时的机制预判</w:t>
+      </w:r>
+      <w:r>
+        <w:rPr>
+          <w:rFonts w:ascii="Times New Roman" w:hAnsi="Times New Roman" w:eastAsia="宋体"/>
+          <w:b w:val="0"/>
+          <w:sz w:val="24"/>
+        </w:rPr>
+        <w:t>（基于标题与领域常识撰写，全文尚未到手）：Ir⁶⁺ 的氧化态细节、活性倍数与证据链均待 2026-09-10 官方</w:t>
+      </w:r>
+      <w:r>
+        <w:rPr>
+          <w:rFonts w:ascii="Times New Roman" w:hAnsi="Times New Roman" w:eastAsia="宋体"/>
+          <w:b w:val="0"/>
+          <w:sz w:val="24"/>
+        </w:rPr>
+        <w:t>[</w:t>
+      </w:r>
+      <w:r>
+        <w:rPr>
+          <w:rFonts w:ascii="Times New Roman" w:hAnsi="Times New Roman" w:eastAsia="宋体"/>
+          <w:b w:val="0"/>
+          <w:sz w:val="24"/>
+        </w:rPr>
+        <w:t>1] 全文精读后核实修订。</w:t>
+      </w:r>
+    </w:p>
+    <w:p/>
+    <w:p>
+      <w:pPr>
         <w:pStyle w:val="4"/>
         <w:pageBreakBefore w:val="0"/>
       </w:pPr>
@@ -491,7 +573,7 @@
           <w:b/>
           <w:sz w:val="32"/>
         </w:rPr>
-        <w:t>2.2 官方[2]：Yang et al. *Adv. Mater.* 2025, 37, 2507560（S 掺杂 IrO₂ → 晶格氧机制）</w:t>
+        <w:t>2.2 官方[2]：Yang et al. *Adv. Mater.* 2025, 37, 2507560（S 掺杂 IrO₂ → 单中心 LOM + ONB 保护 · 2026-09-09 全文精读）</w:t>
       </w:r>
     </w:p>
     <w:p>
@@ -521,7 +603,23 @@
           <w:b w:val="0"/>
           <w:sz w:val="24"/>
         </w:rPr>
-        <w:t>（Ir 溶解/催化剂降解）。这篇给出"机制级"稳定策略：</w:t>
+        <w:t>（Ir 溶解/催化剂降解）。这篇给出"机制级"的稳定策略——且</w:t>
+      </w:r>
+      <w:r>
+        <w:rPr>
+          <w:rFonts w:ascii="Times New Roman" w:hAnsi="Times New Roman" w:eastAsia="宋体"/>
+          <w:b/>
+          <w:sz w:val="24"/>
+        </w:rPr>
+        <w:t>与立项初期的预判相反，S 掺杂不是把 IrO₂ 从 LOM"拨回 AEM"，而是把 AEM 切换到单中心 LOM，并用氧非键态（ONB）封住 LOM 的失稳通道</w:t>
+      </w:r>
+      <w:r>
+        <w:rPr>
+          <w:rFonts w:ascii="Times New Roman" w:hAnsi="Times New Roman" w:eastAsia="宋体"/>
+          <w:b w:val="0"/>
+          <w:sz w:val="24"/>
+        </w:rPr>
+        <w:t>：</w:t>
       </w:r>
     </w:p>
     <w:p>
@@ -543,31 +641,31 @@
           <w:b/>
           <w:sz w:val="24"/>
         </w:rPr>
-        <w:t>背景</w:t>
-      </w:r>
-      <w:r>
-        <w:rPr>
-          <w:rFonts w:ascii="Times New Roman" w:hAnsi="Times New Roman" w:eastAsia="宋体"/>
-          <w:b w:val="0"/>
-          <w:sz w:val="24"/>
-        </w:rPr>
-        <w:t>：IrO₂ 在酸性 OER 中遵循两种路径——吸附质演化机制（AEM，表面位点循环，稳定但动力学有上限）与晶格氧机制（LOM，晶格 O 直接参与 O-O 偶联，活性高但</w:t>
-      </w:r>
-      <w:r>
-        <w:rPr>
-          <w:rFonts w:ascii="Times New Roman" w:hAnsi="Times New Roman" w:eastAsia="宋体"/>
-          <w:b/>
-          <w:sz w:val="24"/>
-        </w:rPr>
-        <w:t>晶格氧流失导致 Ir 溶解</w:t>
-      </w:r>
-      <w:r>
-        <w:rPr>
-          <w:rFonts w:ascii="Times New Roman" w:hAnsi="Times New Roman" w:eastAsia="宋体"/>
-          <w:b w:val="0"/>
-          <w:sz w:val="24"/>
-        </w:rPr>
-        <w:t>）；</w:t>
+        <w:t>核心机制（R0，以精读为准）</w:t>
+      </w:r>
+      <w:r>
+        <w:rPr>
+          <w:rFonts w:ascii="Times New Roman" w:hAnsi="Times New Roman" w:eastAsia="宋体"/>
+          <w:b w:val="0"/>
+          <w:sz w:val="24"/>
+        </w:rPr>
+        <w:t xml:space="preserve">：硫脲衍生 S 替位掺杂（Ir─S 配位，总 S 约 1.26 at%）使 IrO₂ 由 AEM 转走 LOM——¹⁸O 标记 DEMS 产物中 ³⁴O₂ 占 38%、无 ³⁶O₂，排除相邻晶格氧偶联 → </w:t>
+      </w:r>
+      <w:r>
+        <w:rPr>
+          <w:rFonts w:ascii="Times New Roman" w:hAnsi="Times New Roman" w:eastAsia="宋体"/>
+          <w:b/>
+          <w:sz w:val="24"/>
+        </w:rPr>
+        <w:t>单中心 LOM</w:t>
+      </w:r>
+      <w:r>
+        <w:rPr>
+          <w:rFonts w:ascii="Times New Roman" w:hAnsi="Times New Roman" w:eastAsia="宋体"/>
+          <w:b w:val="0"/>
+          <w:sz w:val="24"/>
+        </w:rPr>
+        <w:t>；S 诱导的氧非键态（Oxygen Non-bonding State）充当"电子牺牲剂"，把电荷转移从 Ir─O 键断裂"分流"到高能 ONB 态，保住金属-氧骨架（Ir─O 配位 OER 前后不变）；</w:t>
       </w:r>
     </w:p>
     <w:p>
@@ -589,31 +687,15 @@
           <w:b/>
           <w:sz w:val="24"/>
         </w:rPr>
-        <w:t>S 掺杂的妙处</w:t>
-      </w:r>
-      <w:r>
-        <w:rPr>
-          <w:rFonts w:ascii="Times New Roman" w:hAnsi="Times New Roman" w:eastAsia="宋体"/>
-          <w:b w:val="0"/>
-          <w:sz w:val="24"/>
-        </w:rPr>
-        <w:t>：把 IrO₂ 从 LOM "拨回" AEM（途径切换），牺牲部分本征活性换取稳定性；在低 Ir 载量下，稳定性权重远大于活性，因为</w:t>
-      </w:r>
-      <w:r>
-        <w:rPr>
-          <w:rFonts w:ascii="Times New Roman" w:hAnsi="Times New Roman" w:eastAsia="宋体"/>
-          <w:b/>
-          <w:sz w:val="24"/>
-        </w:rPr>
-        <w:t>单位质量 Ir 的寿命决定电解槽更换周期</w:t>
-      </w:r>
-      <w:r>
-        <w:rPr>
-          <w:rFonts w:ascii="Times New Roman" w:hAnsi="Times New Roman" w:eastAsia="宋体"/>
-          <w:b w:val="0"/>
-          <w:sz w:val="24"/>
-        </w:rPr>
-        <w:t>；</w:t>
+        <w:t>关键数据（R0）</w:t>
+      </w:r>
+      <w:r>
+        <w:rPr>
+          <w:rFonts w:ascii="Times New Roman" w:hAnsi="Times New Roman" w:eastAsia="宋体"/>
+          <w:b w:val="0"/>
+          <w:sz w:val="24"/>
+        </w:rPr>
+        <w:t>：最优样品 IrO₂/S-450（450 °C 煅烧火山顶点）在 0.5 M H₂SO₄ 中 η₁₀=276 mV（较对照低 ~86 mV）、Tafel 46.5 mV/dec、质子反应级数 0.64（对照 0.18，LOM 特征）；Ir 溶出 0.72 vs 9.22 µg·L⁻¹·h⁻¹；S-number（每溶出 1 个 Ir 对应产 O₂ 数）2.4×10⁶（约对照 13 倍）；MEA 全器件（Nafion 115、65 °C、阳极仅 0.3 mg_Ir·cm⁻²）2.0 A·cm⁻² 时电压 1.769 V（换 Gore 80 µm 膜可降至 1.690 V），1.0 A·cm⁻² 下 1000 h 衰减仅 16.6 µV·h⁻¹，1.7 V 质量活性 20.0 A·mg_Ir⁻¹（对照的 ~3.5–4.2 倍），LHV 能量效率 76/74/71%（1.0/1.5/2.0 A·cm⁻²）；</w:t>
       </w:r>
     </w:p>
     <w:p>
@@ -635,6 +717,36 @@
           <w:b/>
           <w:sz w:val="24"/>
         </w:rPr>
+        <w:t>原文瑕疵（阅读警惕）</w:t>
+      </w:r>
+      <w:r>
+        <w:rPr>
+          <w:rFonts w:ascii="Times New Roman" w:hAnsi="Times New Roman" w:eastAsia="宋体"/>
+          <w:b w:val="0"/>
+          <w:sz w:val="24"/>
+        </w:rPr>
+        <w:t>：摘要/正文写 1.769 V@2.0 A·cm⁻²，结论段写 1.787 V——引用以摘要与 Figure 为准；</w:t>
+      </w:r>
+    </w:p>
+    <w:p>
+      <w:pPr>
+        <w:spacing w:line="360" w:lineRule="auto"/>
+        <w:ind w:left="420"/>
+      </w:pPr>
+      <w:r>
+        <w:rPr>
+          <w:rFonts w:ascii="Times New Roman" w:hAnsi="Times New Roman" w:eastAsia="宋体"/>
+          <w:b w:val="0"/>
+          <w:sz w:val="24"/>
+        </w:rPr>
+        <w:t xml:space="preserve">• </w:t>
+      </w:r>
+      <w:r>
+        <w:rPr>
+          <w:rFonts w:ascii="Times New Roman" w:hAnsi="Times New Roman" w:eastAsia="宋体"/>
+          <w:b/>
+          <w:sz w:val="24"/>
+        </w:rPr>
         <w:t>对毕设的靶点</w:t>
       </w:r>
       <w:r>
@@ -643,7 +755,7 @@
           <w:b w:val="0"/>
           <w:sz w:val="24"/>
         </w:rPr>
-        <w:t>：耐久性测试（计时电位/电流）是评价的核心手段；S 或类似阴离子掺杂可作为 MnO₂–IrO₂ 体系的"第三组分"探索方向（进阶延伸）。</w:t>
+        <w:t>：① 稳定性"三件套"（恒流长测 + ICP 溶出速率 + S-number）应成为课题65 的耐久性标配；② "系列样品 × 结构-活性火山筛选"（煅烧温度 300–500 °C 扫参，XRD/XPS/Raman 与 η₁₀/TOF/ECSA 归一逐点对应）可直接搬到微波温度/时间/负载量矩阵；③ S/阴离子掺杂可作为 MnO₂–IrO₂ 体系的进阶第三组分探索（需警惕 SO₄²⁻ 干扰，作者特地在无离聚物电极 + 0.1 M HClO₄ 中复核 Ir─S 稳定性）。</w:t>
       </w:r>
     </w:p>
     <w:p/>
@@ -785,7 +897,7 @@
           <w:b/>
           <w:sz w:val="32"/>
         </w:rPr>
-        <w:t>2.4 待补官方文献（手动下载后精读）</w:t>
+        <w:t>2.4 补充精读（2026-09-09 批量上线 4 篇，V2 修订依据）</w:t>
       </w:r>
     </w:p>
     <w:p>
@@ -804,6 +916,353 @@
       <w:r>
         <w:rPr>
           <w:rFonts w:ascii="Times New Roman" w:hAnsi="Times New Roman" w:eastAsia="宋体"/>
+          <w:b/>
+          <w:sz w:val="24"/>
+        </w:rPr>
+        <w:t xml:space="preserve">Reier et al. </w:t>
+      </w:r>
+      <w:r>
+        <w:rPr>
+          <w:rFonts w:ascii="Times New Roman" w:hAnsi="Times New Roman" w:eastAsia="宋体"/>
+          <w:b/>
+          <w:i/>
+          <w:sz w:val="24"/>
+        </w:rPr>
+        <w:t>Adv. Energy Mater.</w:t>
+      </w:r>
+      <w:r>
+        <w:rPr>
+          <w:rFonts w:ascii="Times New Roman" w:hAnsi="Times New Roman" w:eastAsia="宋体"/>
+          <w:b/>
+          <w:sz w:val="24"/>
+        </w:rPr>
+        <w:t xml:space="preserve"> 2017, 7, 1601275（Strasser 组 · 酸性 OER 机理与降铱权威综述）</w:t>
+      </w:r>
+      <w:r>
+        <w:rPr>
+          <w:rFonts w:ascii="Times New Roman" w:hAnsi="Times New Roman" w:eastAsia="宋体"/>
+          <w:b w:val="0"/>
+          <w:sz w:val="24"/>
+        </w:rPr>
+        <w:t xml:space="preserve">：机理认知三视角——Bockris 动力学（Tafel 斜率非机理指纹）、Rossmeisl DFT 热力学（pds 概念）、"酸碱机制 vs 直接偶联"分类；单金属活性序 </w:t>
+      </w:r>
+      <w:r>
+        <w:rPr>
+          <w:rFonts w:ascii="Times New Roman" w:hAnsi="Times New Roman" w:eastAsia="宋体"/>
+          <w:b/>
+          <w:sz w:val="24"/>
+        </w:rPr>
+        <w:t>Ru&gt;Ir&gt;Rh&gt;Pt&gt;Au</w:t>
+      </w:r>
+      <w:r>
+        <w:rPr>
+          <w:rFonts w:ascii="Times New Roman" w:hAnsi="Times New Roman" w:eastAsia="宋体"/>
+          <w:b w:val="0"/>
+          <w:sz w:val="24"/>
+        </w:rPr>
+        <w:t xml:space="preserve">、稳定性序 </w:t>
+      </w:r>
+      <w:r>
+        <w:rPr>
+          <w:rFonts w:ascii="Times New Roman" w:hAnsi="Times New Roman" w:eastAsia="宋体"/>
+          <w:b/>
+          <w:sz w:val="24"/>
+        </w:rPr>
+        <w:t>Pt&gt;Rh&gt;Ir&gt;Au≥Ru</w:t>
+      </w:r>
+      <w:r>
+        <w:rPr>
+          <w:rFonts w:ascii="Times New Roman" w:hAnsi="Times New Roman" w:eastAsia="宋体"/>
+          <w:b w:val="0"/>
+          <w:sz w:val="24"/>
+        </w:rPr>
+        <w:t>（扫描流动池 ICP-MS）；热制氧化物比电化学氧化物稳定 2–3 个数量级，</w:t>
+      </w:r>
+      <w:r>
+        <w:rPr>
+          <w:rFonts w:ascii="Times New Roman" w:hAnsi="Times New Roman" w:eastAsia="宋体"/>
+          <w:b/>
+          <w:sz w:val="24"/>
+        </w:rPr>
+        <w:t>煅烧温度↑ → 活性↓但稳定性↑</w:t>
+      </w:r>
+      <w:r>
+        <w:rPr>
+          <w:rFonts w:ascii="Times New Roman" w:hAnsi="Times New Roman" w:eastAsia="宋体"/>
+          <w:b w:val="0"/>
+          <w:sz w:val="24"/>
+        </w:rPr>
+        <w:t>（直接对应课题65 微波温度/退火参数的权衡）；IrNi 混合氧化物使 Ir 质量活性提升约 20 倍；碳载体在 PEM 阳极电位下热力学不稳（C→CO₂ 仅 0.207 V），需 ATO/NTO/ITO 导电氧化物载体；</w:t>
+      </w:r>
+      <w:r>
+        <w:rPr>
+          <w:rFonts w:ascii="Times New Roman" w:hAnsi="Times New Roman" w:eastAsia="宋体"/>
+          <w:b/>
+          <w:sz w:val="24"/>
+        </w:rPr>
+        <w:t>最关键的预警——MnO₂ 在酸性 OER 中通常不稳定，Frydendal 提出对 MnO₂ 近表面掺 Ti 稳定（p.12）：课题65 必须回答 MnO₂ 载体在 0.5 M H₂SO₄ 下自身是否溶出、IrO₂ 壳层是否包覆充分、Mn²⁺ 是否污染膜/毒化电极</w:t>
+      </w:r>
+      <w:r>
+        <w:rPr>
+          <w:rFonts w:ascii="Times New Roman" w:hAnsi="Times New Roman" w:eastAsia="宋体"/>
+          <w:b w:val="0"/>
+          <w:sz w:val="24"/>
+        </w:rPr>
+        <w:t>。</w:t>
+      </w:r>
+    </w:p>
+    <w:p>
+      <w:pPr>
+        <w:spacing w:line="360" w:lineRule="auto"/>
+        <w:ind w:left="420"/>
+      </w:pPr>
+      <w:r>
+        <w:rPr>
+          <w:rFonts w:ascii="Times New Roman" w:hAnsi="Times New Roman" w:eastAsia="宋体"/>
+          <w:b w:val="0"/>
+          <w:sz w:val="24"/>
+        </w:rPr>
+        <w:t xml:space="preserve">• </w:t>
+      </w:r>
+      <w:r>
+        <w:rPr>
+          <w:rFonts w:ascii="Times New Roman" w:hAnsi="Times New Roman" w:eastAsia="宋体"/>
+          <w:b/>
+          <w:sz w:val="24"/>
+        </w:rPr>
+        <w:t xml:space="preserve">Ma &amp; Mu </w:t>
+      </w:r>
+      <w:r>
+        <w:rPr>
+          <w:rFonts w:ascii="Times New Roman" w:hAnsi="Times New Roman" w:eastAsia="宋体"/>
+          <w:b/>
+          <w:i/>
+          <w:sz w:val="24"/>
+        </w:rPr>
+        <w:t>Interdiscip. Mater.</w:t>
+      </w:r>
+      <w:r>
+        <w:rPr>
+          <w:rFonts w:ascii="Times New Roman" w:hAnsi="Times New Roman" w:eastAsia="宋体"/>
+          <w:b/>
+          <w:sz w:val="24"/>
+        </w:rPr>
+        <w:t xml:space="preserve"> 2023, 2, 53（武汉理工/仙湖实验室 · 酸性 OER 系统综述）</w:t>
+      </w:r>
+      <w:r>
+        <w:rPr>
+          <w:rFonts w:ascii="Times New Roman" w:hAnsi="Times New Roman" w:eastAsia="宋体"/>
+          <w:b w:val="0"/>
+          <w:sz w:val="24"/>
+        </w:rPr>
+        <w:t>：迄今唯一能在酸性中长期高效驱动 OER 的催化剂是金红石 IrO₂；RuO₂ 活性高但易过氧化为可溶 RuO₄ 失活；AEM 受约 3.2 eV 标度关系限制、理论最低过电位约 370 mV；LOM 活性高但晶格氧流失加速金属溶解甚至结构崩塌；催化剂三类（贵金属基/非贵金属基/碳基）+ 活性增强七策略（组分/载体/形貌/原子掺杂/缺陷/应变/阴离子）+ 稳定化五路线（包覆/电子耦合/晶格氧稳定化/电子结构调控/自修复）——为课题65 的"载体工程 + 稳定化"定位提供完整分类学框架。</w:t>
+      </w:r>
+    </w:p>
+    <w:p>
+      <w:pPr>
+        <w:spacing w:line="360" w:lineRule="auto"/>
+        <w:ind w:left="420"/>
+      </w:pPr>
+      <w:r>
+        <w:rPr>
+          <w:rFonts w:ascii="Times New Roman" w:hAnsi="Times New Roman" w:eastAsia="宋体"/>
+          <w:b w:val="0"/>
+          <w:sz w:val="24"/>
+        </w:rPr>
+        <w:t xml:space="preserve">• </w:t>
+      </w:r>
+      <w:r>
+        <w:rPr>
+          <w:rFonts w:ascii="Times New Roman" w:hAnsi="Times New Roman" w:eastAsia="宋体"/>
+          <w:b/>
+          <w:sz w:val="24"/>
+        </w:rPr>
+        <w:t xml:space="preserve">Clapp et al. </w:t>
+      </w:r>
+      <w:r>
+        <w:rPr>
+          <w:rFonts w:ascii="Times New Roman" w:hAnsi="Times New Roman" w:eastAsia="宋体"/>
+          <w:b/>
+          <w:i/>
+          <w:sz w:val="24"/>
+        </w:rPr>
+        <w:t>Catal. Today</w:t>
+      </w:r>
+      <w:r>
+        <w:rPr>
+          <w:rFonts w:ascii="Times New Roman" w:hAnsi="Times New Roman" w:eastAsia="宋体"/>
+          <w:b/>
+          <w:sz w:val="24"/>
+        </w:rPr>
+        <w:t xml:space="preserve"> 2023, 420, 114140（Johnson Matthey · Ir 供需技术经济）</w:t>
+      </w:r>
+      <w:r>
+        <w:rPr>
+          <w:rFonts w:ascii="Times New Roman" w:hAnsi="Times New Roman" w:eastAsia="宋体"/>
+          <w:b w:val="0"/>
+          <w:sz w:val="24"/>
+        </w:rPr>
+        <w:t>：PEMWE 被寄望贡献绿氢市场约 40% 产能，但被 Ir 供应弹性卡喉；</w:t>
+      </w:r>
+      <w:r>
+        <w:rPr>
+          <w:rFonts w:ascii="Times New Roman" w:hAnsi="Times New Roman" w:eastAsia="宋体"/>
+          <w:b/>
+          <w:sz w:val="24"/>
+        </w:rPr>
+        <w:t>Ir 利用率需在 2050 年前提高约一个数量级</w:t>
+      </w:r>
+      <w:r>
+        <w:rPr>
+          <w:rFonts w:ascii="Times New Roman" w:hAnsi="Times New Roman" w:eastAsia="宋体"/>
+          <w:b w:val="0"/>
+          <w:sz w:val="24"/>
+        </w:rPr>
+        <w:t>才能避免瓶颈；2035 年前实现闭路回收（70%→100%）可使 2050 年装机比"零回收"提高约 2.7 倍；乐观情景下仅 1.5 t·yr⁻¹（全球一次 Ir 供应的 ~20%）即可支撑约 1.3 TW PEMWE 装机；技术侧三杠杆=降膜阻、</w:t>
+      </w:r>
+      <w:r>
+        <w:rPr>
+          <w:rFonts w:ascii="Times New Roman" w:hAnsi="Times New Roman" w:eastAsia="宋体"/>
+          <w:b/>
+          <w:sz w:val="24"/>
+        </w:rPr>
+        <w:t>降载荷</w:t>
+      </w:r>
+      <w:r>
+        <w:rPr>
+          <w:rFonts w:ascii="Times New Roman" w:hAnsi="Times New Roman" w:eastAsia="宋体"/>
+          <w:b w:val="0"/>
+          <w:sz w:val="24"/>
+        </w:rPr>
+        <w:t>、提本征活性，且实测显示</w:t>
+      </w:r>
+      <w:r>
+        <w:rPr>
+          <w:rFonts w:ascii="Times New Roman" w:hAnsi="Times New Roman" w:eastAsia="宋体"/>
+          <w:b/>
+          <w:sz w:val="24"/>
+        </w:rPr>
+        <w:t>支撑型（supported）催化剂优于纯纳米颗粒</w:t>
+      </w:r>
+      <w:r>
+        <w:rPr>
+          <w:rFonts w:ascii="Times New Roman" w:hAnsi="Times New Roman" w:eastAsia="宋体"/>
+          <w:b w:val="0"/>
+          <w:sz w:val="24"/>
+        </w:rPr>
+        <w:t>——课题65 "载体分散降铱"路线的直接产业依据。</w:t>
+      </w:r>
+    </w:p>
+    <w:p>
+      <w:pPr>
+        <w:spacing w:line="360" w:lineRule="auto"/>
+        <w:ind w:left="420"/>
+      </w:pPr>
+      <w:r>
+        <w:rPr>
+          <w:rFonts w:ascii="Times New Roman" w:hAnsi="Times New Roman" w:eastAsia="宋体"/>
+          <w:b w:val="0"/>
+          <w:sz w:val="24"/>
+        </w:rPr>
+        <w:t xml:space="preserve">• </w:t>
+      </w:r>
+      <w:r>
+        <w:rPr>
+          <w:rFonts w:ascii="Times New Roman" w:hAnsi="Times New Roman" w:eastAsia="宋体"/>
+          <w:b/>
+          <w:sz w:val="24"/>
+        </w:rPr>
+        <w:t xml:space="preserve">Dam et al. </w:t>
+      </w:r>
+      <w:r>
+        <w:rPr>
+          <w:rFonts w:ascii="Times New Roman" w:hAnsi="Times New Roman" w:eastAsia="宋体"/>
+          <w:b/>
+          <w:i/>
+          <w:sz w:val="24"/>
+        </w:rPr>
+        <w:t>Appl. Catal. B: Environ. Energy</w:t>
+      </w:r>
+      <w:r>
+        <w:rPr>
+          <w:rFonts w:ascii="Times New Roman" w:hAnsi="Times New Roman" w:eastAsia="宋体"/>
+          <w:b/>
+          <w:sz w:val="24"/>
+        </w:rPr>
+        <w:t xml:space="preserve"> 2025, 365, 124946（真实 MEA 溶解研究）</w:t>
+      </w:r>
+      <w:r>
+        <w:rPr>
+          <w:rFonts w:ascii="Times New Roman" w:hAnsi="Times New Roman" w:eastAsia="宋体"/>
+          <w:b w:val="0"/>
+          <w:sz w:val="24"/>
+        </w:rPr>
+        <w:t xml:space="preserve">：零间距 MEA + 阳/阴极出水电感耦合 ICP-MS 在线定量：溶解存在强"时间稳定化"（稳定性数随时间增大 2 个数量级以上、溶解通量近似 1/t 衰减）；高电流密度下单位 Ir 溶出的产氧量最多增 2 个数量级后趋平台；循环给水会把溶解 Ir 反输运回催化层再沉积、切回单程给水后暂存 Ir 再缓慢溶出 → </w:t>
+      </w:r>
+      <w:r>
+        <w:rPr>
+          <w:rFonts w:ascii="Times New Roman" w:hAnsi="Times New Roman" w:eastAsia="宋体"/>
+          <w:b/>
+          <w:sz w:val="24"/>
+        </w:rPr>
+        <w:t>耐久性测试推荐单程给水模式</w:t>
+      </w:r>
+      <w:r>
+        <w:rPr>
+          <w:rFonts w:ascii="Times New Roman" w:hAnsi="Times New Roman" w:eastAsia="宋体"/>
+          <w:b w:val="0"/>
+          <w:sz w:val="24"/>
+        </w:rPr>
+        <w:t xml:space="preserve">；理想催化层设计下商用 IrOₓ 稳态运行 10 年所需载荷可低至约 </w:t>
+      </w:r>
+      <w:r>
+        <w:rPr>
+          <w:rFonts w:ascii="Times New Roman" w:hAnsi="Times New Roman" w:eastAsia="宋体"/>
+          <w:b/>
+          <w:sz w:val="24"/>
+        </w:rPr>
+        <w:t>0.04 mg_Ir·cm⁻²</w:t>
+      </w:r>
+      <w:r>
+        <w:rPr>
+          <w:rFonts w:ascii="Times New Roman" w:hAnsi="Times New Roman" w:eastAsia="宋体"/>
+          <w:b w:val="0"/>
+          <w:sz w:val="24"/>
+        </w:rPr>
+        <w:t>——量化了课题65 低铱路线在 MEA 尺度上的理论空间。</w:t>
+      </w:r>
+    </w:p>
+    <w:p/>
+    <w:p>
+      <w:pPr>
+        <w:pStyle w:val="4"/>
+        <w:pageBreakBefore w:val="0"/>
+      </w:pPr>
+      <w:r>
+        <w:rPr>
+          <w:rFonts w:ascii="Times New Roman" w:hAnsi="Times New Roman" w:eastAsia="宋体"/>
+          <w:b/>
+          <w:sz w:val="32"/>
+        </w:rPr>
+        <w:t>2.5 待补官方文献（2026-09-10 精读后 V3）</w:t>
+      </w:r>
+    </w:p>
+    <w:p>
+      <w:pPr>
+        <w:spacing w:line="360" w:lineRule="auto"/>
+        <w:ind w:left="420"/>
+      </w:pPr>
+      <w:r>
+        <w:rPr>
+          <w:rFonts w:ascii="Times New Roman" w:hAnsi="Times New Roman" w:eastAsia="宋体"/>
+          <w:b w:val="0"/>
+          <w:sz w:val="24"/>
+        </w:rPr>
+        <w:t xml:space="preserve">• </w:t>
+      </w:r>
+      <w:r>
+        <w:rPr>
+          <w:rFonts w:ascii="Times New Roman" w:hAnsi="Times New Roman" w:eastAsia="宋体"/>
           <w:b w:val="0"/>
           <w:sz w:val="24"/>
         </w:rPr>
@@ -824,46 +1283,7 @@
           <w:b w:val="0"/>
           <w:sz w:val="24"/>
         </w:rPr>
-        <w:t xml:space="preserve"> 全文（DOI 10.1126/science.adg5193）——精读其合成细节与 XPS/EXAFS 证据链</w:t>
-      </w:r>
-    </w:p>
-    <w:p>
-      <w:pPr>
-        <w:spacing w:line="360" w:lineRule="auto"/>
-        <w:ind w:left="420"/>
-      </w:pPr>
-      <w:r>
-        <w:rPr>
-          <w:rFonts w:ascii="Times New Roman" w:hAnsi="Times New Roman" w:eastAsia="宋体"/>
-          <w:b w:val="0"/>
-          <w:sz w:val="24"/>
-        </w:rPr>
-        <w:t xml:space="preserve">• </w:t>
-      </w:r>
-      <w:r>
-        <w:rPr>
-          <w:rFonts w:ascii="Times New Roman" w:hAnsi="Times New Roman" w:eastAsia="宋体"/>
-          <w:b w:val="0"/>
-          <w:sz w:val="24"/>
-        </w:rPr>
-        <w:t xml:space="preserve">Yang 2025 </w:t>
-      </w:r>
-      <w:r>
-        <w:rPr>
-          <w:rFonts w:ascii="Times New Roman" w:hAnsi="Times New Roman" w:eastAsia="宋体"/>
-          <w:b w:val="0"/>
-          <w:i/>
-          <w:sz w:val="24"/>
-        </w:rPr>
-        <w:t>Adv. Mater.</w:t>
-      </w:r>
-      <w:r>
-        <w:rPr>
-          <w:rFonts w:ascii="Times New Roman" w:hAnsi="Times New Roman" w:eastAsia="宋体"/>
-          <w:b w:val="0"/>
-          <w:sz w:val="24"/>
-        </w:rPr>
-        <w:t xml:space="preserve"> 全文（DOI 10.1002/adma.202507560）——精读 S 掺杂量与 LOM/AEM 判据</w:t>
+        <w:t xml:space="preserve"> 全文（DOI 10.1126/science.adg5193）——明日学长发送；到手后重点核对：MnO₂ 还原的合成细节、Ir⁶⁺ 证据链（XPS/EXAFS/价带）、活性与稳定性数值，并与 2.1 节预判逐条比对修订。</w:t>
       </w:r>
     </w:p>
     <w:p/>
@@ -1252,7 +1672,24 @@
           <w:b w:val="0"/>
           <w:sz w:val="24"/>
         </w:rPr>
-        <w:t>——这正是 Yang 2025 用 S 掺杂做"机制开关"的原因。</w:t>
+        <w:t>——Yang 2025 的 S 掺杂即是对冲方案：它</w:t>
+      </w:r>
+      <w:r>
+        <w:rPr>
+          <w:rFonts w:ascii="Times New Roman" w:hAnsi="Times New Roman" w:eastAsia="宋体"/>
+          <w:b w:val="0"/>
+          <w:i/>
+          <w:sz w:val="24"/>
+        </w:rPr>
+        <w:t>启用</w:t>
+      </w:r>
+      <w:r>
+        <w:rPr>
+          <w:rFonts w:ascii="Times New Roman" w:hAnsi="Times New Roman" w:eastAsia="宋体"/>
+          <w:b w:val="0"/>
+          <w:sz w:val="24"/>
+        </w:rPr>
+        <w:t>单中心 LOM（DEMS 检出 ³⁴O₂ 而无 ³⁶O₂，排除相邻晶格氧偶联），同时用 ONB 电子牺牲剂保护晶格 O，试图"活性与稳定兼得"；与立项初版把该策略理解为"关掉 LOM"的描述相反，特此更正（详见 2.2）。</w:t>
       </w:r>
     </w:p>
     <w:p/>
@@ -1460,6 +1897,82 @@
           <w:b/>
           <w:sz w:val="24"/>
         </w:rPr>
+        <w:t>S-number（稳定性数）</w:t>
+      </w:r>
+      <w:r>
+        <w:rPr>
+          <w:rFonts w:ascii="Times New Roman" w:hAnsi="Times New Roman" w:eastAsia="宋体"/>
+          <w:b w:val="0"/>
+          <w:sz w:val="24"/>
+        </w:rPr>
+        <w:t>：每溶出 1 个 Ir 对应产生的 O₂ 数，已成本领域耐久性通用指标（Yang2025 报 2.4×10⁶，约对照 13 倍）——无 ICP 时至少报告电压衰减率（µV·h⁻¹）并做测试后 XPS/XRD 结构复核；</w:t>
+      </w:r>
+    </w:p>
+    <w:p>
+      <w:pPr>
+        <w:spacing w:line="360" w:lineRule="auto"/>
+        <w:ind w:left="420"/>
+      </w:pPr>
+      <w:r>
+        <w:rPr>
+          <w:rFonts w:ascii="Times New Roman" w:hAnsi="Times New Roman" w:eastAsia="宋体"/>
+          <w:b w:val="0"/>
+          <w:sz w:val="24"/>
+        </w:rPr>
+        <w:t xml:space="preserve">• </w:t>
+      </w:r>
+      <w:r>
+        <w:rPr>
+          <w:rFonts w:ascii="Times New Roman" w:hAnsi="Times New Roman" w:eastAsia="宋体"/>
+          <w:b/>
+          <w:sz w:val="24"/>
+        </w:rPr>
+        <w:t>MEA 尺度测试协议</w:t>
+      </w:r>
+      <w:r>
+        <w:rPr>
+          <w:rFonts w:ascii="Times New Roman" w:hAnsi="Times New Roman" w:eastAsia="宋体"/>
+          <w:b w:val="0"/>
+          <w:sz w:val="24"/>
+        </w:rPr>
+        <w:t>：真实零间距 MEA + 在线 ICP-MS 显示溶解存在强"时间稳定化"（通量近似 1/t 衰减）与电流密度依赖，</w:t>
+      </w:r>
+      <w:r>
+        <w:rPr>
+          <w:rFonts w:ascii="Times New Roman" w:hAnsi="Times New Roman" w:eastAsia="宋体"/>
+          <w:b/>
+          <w:sz w:val="24"/>
+        </w:rPr>
+        <w:t>耐久性对比建议用单程给水模式</w:t>
+      </w:r>
+      <w:r>
+        <w:rPr>
+          <w:rFonts w:ascii="Times New Roman" w:hAnsi="Times New Roman" w:eastAsia="宋体"/>
+          <w:b w:val="0"/>
+          <w:sz w:val="24"/>
+        </w:rPr>
+        <w:t>（循环模式会把 Ir 反输运再沉积、掩盖真实溶出，Dam 2025）；</w:t>
+      </w:r>
+    </w:p>
+    <w:p>
+      <w:pPr>
+        <w:spacing w:line="360" w:lineRule="auto"/>
+        <w:ind w:left="420"/>
+      </w:pPr>
+      <w:r>
+        <w:rPr>
+          <w:rFonts w:ascii="Times New Roman" w:hAnsi="Times New Roman" w:eastAsia="宋体"/>
+          <w:b w:val="0"/>
+          <w:sz w:val="24"/>
+        </w:rPr>
+        <w:t xml:space="preserve">• </w:t>
+      </w:r>
+      <w:r>
+        <w:rPr>
+          <w:rFonts w:ascii="Times New Roman" w:hAnsi="Times New Roman" w:eastAsia="宋体"/>
+          <w:b/>
+          <w:sz w:val="24"/>
+        </w:rPr>
         <w:t>加速老化</w:t>
       </w:r>
       <w:r>
@@ -1498,7 +2011,7 @@
           <w:b w:val="0"/>
           <w:sz w:val="24"/>
         </w:rPr>
-        <w:t>：商业 IrO₂ / Ir black 必须同条件跑——低铱催化剂的卖点全靠"归一化到 Ir 质量"的对比（质量活性 A/mg_Ir、比活性）。</w:t>
+        <w:t>：商业 IrO₂ / Ir black 必须同条件跑——低铱催化剂的卖点全靠"归一化到 Ir 质量"的对比（质量活性 A/mg_Ir、比活性）；Ru/Ir 氧化物性能对制备条件极敏感，作参比须声明制备与晶化状态（Reier2017）。</w:t>
       </w:r>
     </w:p>
     <w:p/>
@@ -1676,7 +2189,7 @@
       <w:tr>
         <w:tc>
           <w:tcPr>
-            <w:tcW w:type="dxa" w:w="925"/>
+            <w:tcW w:type="dxa" w:w="502"/>
             <w:shd w:fill="D9D9D9"/>
           </w:tcPr>
           <w:p>
@@ -1696,7 +2209,7 @@
         </w:tc>
         <w:tc>
           <w:tcPr>
-            <w:tcW w:type="dxa" w:w="2248"/>
+            <w:tcW w:type="dxa" w:w="5092"/>
             <w:shd w:fill="D9D9D9"/>
           </w:tcPr>
           <w:p>
@@ -1716,7 +2229,7 @@
         </w:tc>
         <w:tc>
           <w:tcPr>
-            <w:tcW w:type="dxa" w:w="5290"/>
+            <w:tcW w:type="dxa" w:w="2869"/>
             <w:shd w:fill="D9D9D9"/>
           </w:tcPr>
           <w:p>
@@ -2124,7 +2637,7 @@
                 <w:b w:val="0"/>
                 <w:sz w:val="24"/>
               </w:rPr>
-              <w:t>计时电位/电流 + 循环</w:t>
+              <w:t>恒流/恒压长测 + ICP-MS 溶出 + S-number（无 ICP 则报电压衰减率 + 测后 XPS/XRD 复核）</w:t>
             </w:r>
           </w:p>
         </w:tc>
@@ -2143,7 +2656,7 @@
                 <w:b w:val="0"/>
                 <w:sz w:val="24"/>
               </w:rPr>
-              <w:t>寿命、溶解（ICP-MS 可选）</w:t>
+              <w:t>寿命、溶出速率、稳定化趋势（单程给水）</w:t>
             </w:r>
           </w:p>
         </w:tc>
@@ -2369,7 +2882,23 @@
           <w:b w:val="0"/>
           <w:sz w:val="24"/>
         </w:rPr>
-        <w:t>：①微波反应器不可用 → 常规油浴多元醇法（降级不影响主线）；②Ir 溶解/负载量上不去 → 调 EG/水比例与还原温度；③酸性 OER 数据波动 → 严格 iR 补偿与 RHE 校准，建立标准测试 SOP。</w:t>
+        <w:t>：①微波反应器不可用 → 常规油浴多元醇法（降级不影响主线）；②Ir 溶解/负载量上不去 → 调 EG/水比例与还原温度；③酸性 OER 数据波动 → 严格 iR 补偿与 RHE 校准，建立标准测试 SOP；④</w:t>
+      </w:r>
+      <w:r>
+        <w:rPr>
+          <w:rFonts w:ascii="Times New Roman" w:hAnsi="Times New Roman" w:eastAsia="宋体"/>
+          <w:b/>
+          <w:sz w:val="24"/>
+        </w:rPr>
+        <w:t>MnO₂ 载体酸性溶出</w:t>
+      </w:r>
+      <w:r>
+        <w:rPr>
+          <w:rFonts w:ascii="Times New Roman" w:hAnsi="Times New Roman" w:eastAsia="宋体"/>
+          <w:b w:val="0"/>
+          <w:sz w:val="24"/>
+        </w:rPr>
+        <w:t>（精读预警的首要风险）→ 提高 IrO₂ 包覆完整性/预退火致密化，参考 Reier2017 所述 Mn 位掺 Ti 稳定思路，并用 ICP 监测 Mn²⁺ 溶出。</w:t>
       </w:r>
     </w:p>
     <w:p/>
@@ -2382,6 +2911,60 @@
       </w:pPr>
     </w:p>
     <w:p/>
+    <w:p>
+      <w:pPr>
+        <w:spacing w:line="360" w:lineRule="auto"/>
+        <w:ind w:firstLine="420"/>
+      </w:pPr>
+      <w:r>
+        <w:rPr>
+          <w:rFonts w:ascii="Times New Roman" w:hAnsi="Times New Roman" w:eastAsia="宋体"/>
+          <w:b/>
+          <w:sz w:val="24"/>
+        </w:rPr>
+        <w:t>版本记录</w:t>
+      </w:r>
+      <w:r>
+        <w:rPr>
+          <w:rFonts w:ascii="Times New Roman" w:hAnsi="Times New Roman" w:eastAsia="宋体"/>
+          <w:b w:val="0"/>
+          <w:sz w:val="24"/>
+        </w:rPr>
+        <w:t>：V1 2026-09-02（立项框架）→ V2 2026-09-09（官方</w:t>
+      </w:r>
+      <w:r>
+        <w:rPr>
+          <w:rFonts w:ascii="Times New Roman" w:hAnsi="Times New Roman" w:eastAsia="宋体"/>
+          <w:b w:val="0"/>
+          <w:sz w:val="24"/>
+        </w:rPr>
+        <w:t>[</w:t>
+      </w:r>
+      <w:r>
+        <w:rPr>
+          <w:rFonts w:ascii="Times New Roman" w:hAnsi="Times New Roman" w:eastAsia="宋体"/>
+          <w:b w:val="0"/>
+          <w:sz w:val="24"/>
+        </w:rPr>
+        <w:t>2] 与 4 篇补充全文精读后修订：机制纠错 + 数值补全 + 风险预案④）→ V3 待 2026-09-10 官方</w:t>
+      </w:r>
+      <w:r>
+        <w:rPr>
+          <w:rFonts w:ascii="Times New Roman" w:hAnsi="Times New Roman" w:eastAsia="宋体"/>
+          <w:b w:val="0"/>
+          <w:sz w:val="24"/>
+        </w:rPr>
+        <w:t>[</w:t>
+      </w:r>
+      <w:r>
+        <w:rPr>
+          <w:rFonts w:ascii="Times New Roman" w:hAnsi="Times New Roman" w:eastAsia="宋体"/>
+          <w:b w:val="0"/>
+          <w:sz w:val="24"/>
+        </w:rPr>
+        <w:t>1] Science 全文精读。</w:t>
+      </w:r>
+    </w:p>
     <w:p>
       <w:pPr>
         <w:spacing w:line="360" w:lineRule="auto"/>

--- a/各选题文献分析/课题65-微波低铱PEM催化/文献精读-65-总汇报-OER与PEM.docx
+++ b/各选题文献分析/课题65-微波低铱PEM催化/文献精读-65-总汇报-OER与PEM.docx
@@ -53,7 +53,7 @@
           <w:rFonts w:ascii="宋体" w:hAnsi="宋体" w:eastAsia="宋体"/>
           <w:sz w:val="24"/>
         </w:rPr>
-        <w:t>编制日期：2026年09月09日</w:t>
+        <w:t>编制日期：2026年09月10日</w:t>
       </w:r>
     </w:p>
     <w:p/>
@@ -76,7 +76,7 @@
           <w:b w:val="0"/>
           <w:sz w:val="24"/>
         </w:rPr>
-        <w:t>撰写：DSH 学术助理 ｜ 日期：2026-09-02（V2 更新 2026-09-09：五篇文献全文精读到齐后全面修订——官方</w:t>
+        <w:t>撰写：DSH 学术助理 ｜ 日期：2026-09-02（V2.1 更新 2026-09-10：五篇全文精读到齐后全面修订——官方</w:t>
       </w:r>
       <w:r>
         <w:rPr>
@@ -92,7 +92,7 @@
           <w:b w:val="0"/>
           <w:sz w:val="24"/>
         </w:rPr>
-        <w:t>2] 机制描述纠正、补充 4 篇精读要点；V3 待 2026-09-10 官方</w:t>
+        <w:t>2] 机制纠错 + 补充 4 篇精读要点；官方</w:t>
       </w:r>
       <w:r>
         <w:rPr>
@@ -108,7 +108,7 @@
           <w:b w:val="0"/>
           <w:sz w:val="24"/>
         </w:rPr>
-        <w:t>1] Science 全文精读） ｜ 定位：课题65（微波合成低铱 MnO₂–IrO₂ 催化剂 · PEM 水电解耐久析氧）入选后的总学习汇报</w:t>
+        <w:t>1] Science 因全球闭源，改以三级公开来源核实并更正"氧化/还原"方向错误，见 2.1；V3 待原文到手后升级） ｜ 定位：课题65（微波合成低铱 MnO₂–IrO₂ 催化剂 · PEM 水电解耐久析氧）入选后的总学习汇报</w:t>
       </w:r>
     </w:p>
     <w:p>
@@ -341,7 +341,7 @@
           <w:b/>
           <w:sz w:val="32"/>
         </w:rPr>
-        <w:t>2.1 官方[1]：Li et al. *Science* 2024, 384, 666（MnO₂ 还原 → 原子分散六价 Ir）</w:t>
+        <w:t>2.1 官方[1]：Li et al. *Science* 2024, 384, 666（MnO₂ 作氧化剂 → 原子分散六价 IrVI）</w:t>
       </w:r>
     </w:p>
     <w:p>
@@ -377,31 +377,79 @@
           <w:b/>
           <w:sz w:val="24"/>
         </w:rPr>
-        <w:t>核心发现</w:t>
-      </w:r>
-      <w:r>
-        <w:rPr>
-          <w:rFonts w:ascii="Times New Roman" w:hAnsi="Times New Roman" w:eastAsia="宋体"/>
-          <w:b w:val="0"/>
-          <w:sz w:val="24"/>
-        </w:rPr>
-        <w:t xml:space="preserve">：MnO₂ 不只是惰性载体——它能把 Ir 前驱体中的 Ir </w:t>
-      </w:r>
-      <w:r>
-        <w:rPr>
-          <w:rFonts w:ascii="Times New Roman" w:hAnsi="Times New Roman" w:eastAsia="宋体"/>
-          <w:b/>
-          <w:sz w:val="24"/>
-        </w:rPr>
-        <w:t>还原并稳定为原子分散的 Ir⁶⁺</w:t>
-      </w:r>
-      <w:r>
-        <w:rPr>
-          <w:rFonts w:ascii="Times New Roman" w:hAnsi="Times New Roman" w:eastAsia="宋体"/>
-          <w:b w:val="0"/>
-          <w:sz w:val="24"/>
-        </w:rPr>
-        <w:t>（六价氧化态）。通常高氧化态 Ir 氧化物（IrO₃ 类）不稳定，但 MnO₂ 晶格/表面的电子环境使其亚稳存在；</w:t>
+        <w:t>核心发现（2026-09-09 按替代来源核实后已更正方向）</w:t>
+      </w:r>
+      <w:r>
+        <w:rPr>
+          <w:rFonts w:ascii="Times New Roman" w:hAnsi="Times New Roman" w:eastAsia="宋体"/>
+          <w:b w:val="0"/>
+          <w:sz w:val="24"/>
+        </w:rPr>
+        <w:t>：MnO₂ 不只是惰性载体——它在此体系中充当</w:t>
+      </w:r>
+      <w:r>
+        <w:rPr>
+          <w:rFonts w:ascii="Times New Roman" w:hAnsi="Times New Roman" w:eastAsia="宋体"/>
+          <w:b/>
+          <w:sz w:val="24"/>
+        </w:rPr>
+        <w:t>氧化剂</w:t>
+      </w:r>
+      <w:r>
+        <w:rPr>
+          <w:rFonts w:ascii="Times New Roman" w:hAnsi="Times New Roman" w:eastAsia="宋体"/>
+          <w:b w:val="0"/>
+          <w:sz w:val="24"/>
+        </w:rPr>
+        <w:t>：通过</w:t>
+      </w:r>
+      <w:r>
+        <w:rPr>
+          <w:rFonts w:ascii="Times New Roman" w:hAnsi="Times New Roman" w:eastAsia="宋体"/>
+          <w:b/>
+          <w:sz w:val="24"/>
+        </w:rPr>
+        <w:t>氧化性配体取代</w:t>
+      </w:r>
+      <w:r>
+        <w:rPr>
+          <w:rFonts w:ascii="Times New Roman" w:hAnsi="Times New Roman" w:eastAsia="宋体"/>
+          <w:b w:val="0"/>
+          <w:sz w:val="24"/>
+        </w:rPr>
+        <w:t xml:space="preserve">六氯铱酸钾(IV)（K₂IrCl₆），把 Ir </w:t>
+      </w:r>
+      <w:r>
+        <w:rPr>
+          <w:rFonts w:ascii="Times New Roman" w:hAnsi="Times New Roman" w:eastAsia="宋体"/>
+          <w:b/>
+          <w:sz w:val="24"/>
+        </w:rPr>
+        <w:t>由 +4 价氧化为 +6 价</w:t>
+      </w:r>
+      <w:r>
+        <w:rPr>
+          <w:rFonts w:ascii="Times New Roman" w:hAnsi="Times New Roman" w:eastAsia="宋体"/>
+          <w:b w:val="0"/>
+          <w:sz w:val="24"/>
+        </w:rPr>
+        <w:t>，配体由 Cl⁻ 交换为 O²⁻，从而在 MnO₂ 表面锚定</w:t>
+      </w:r>
+      <w:r>
+        <w:rPr>
+          <w:rFonts w:ascii="Times New Roman" w:hAnsi="Times New Roman" w:eastAsia="宋体"/>
+          <w:b/>
+          <w:sz w:val="24"/>
+        </w:rPr>
+        <w:t>原子分散的 IrVI 物种（IrVI-ado）</w:t>
+      </w:r>
+      <w:r>
+        <w:rPr>
+          <w:rFonts w:ascii="Times New Roman" w:hAnsi="Times New Roman" w:eastAsia="宋体"/>
+          <w:b w:val="0"/>
+          <w:sz w:val="24"/>
+        </w:rPr>
+        <w:t>。立项预判中写的"MnO₂ 把 Ir 还原为 Ir⁶⁺"方向有误（六价是氧化态，不可能由还原得到），特此更正；</w:t>
       </w:r>
     </w:p>
     <w:p>
@@ -431,7 +479,71 @@
           <w:b w:val="0"/>
           <w:sz w:val="24"/>
         </w:rPr>
-        <w:t>：Ir⁶⁺ 位点的 d 带空穴浓度极高，对 OER 中间体（尤其 O）的吸附能落到火山图顶点附近，质量活性（A/g_Ir）比商业 IrO₂ 高一个数量级以上；</w:t>
+        <w:t>：IrVI（d³ 构型）是理论预测中酸性 OER 活性与稳定性最高的氧化铱——作者先以</w:t>
+      </w:r>
+      <w:r>
+        <w:rPr>
+          <w:rFonts w:ascii="Times New Roman" w:hAnsi="Times New Roman" w:eastAsia="宋体"/>
+          <w:b/>
+          <w:sz w:val="24"/>
+        </w:rPr>
+        <w:t>主动学习</w:t>
+      </w:r>
+      <w:r>
+        <w:rPr>
+          <w:rFonts w:ascii="Times New Roman" w:hAnsi="Times New Roman" w:eastAsia="宋体"/>
+          <w:b w:val="0"/>
+          <w:sz w:val="24"/>
+        </w:rPr>
+        <w:t xml:space="preserve">在数千种氧化铱中筛选出这一结论，再用 MnO₂ 的氧化能力把它实验实现；三电极 1.6 V_RHE 下质量活性为基准 IrO₂ 的 </w:t>
+      </w:r>
+      <w:r>
+        <w:rPr>
+          <w:rFonts w:ascii="Times New Roman" w:hAnsi="Times New Roman" w:eastAsia="宋体"/>
+          <w:b/>
+          <w:sz w:val="24"/>
+        </w:rPr>
+        <w:t>10 倍</w:t>
+      </w:r>
+      <w:r>
+        <w:rPr>
+          <w:rFonts w:ascii="Times New Roman" w:hAnsi="Times New Roman" w:eastAsia="宋体"/>
+          <w:b w:val="0"/>
+          <w:sz w:val="24"/>
+        </w:rPr>
+        <w:t xml:space="preserve">，最高质量比活性 </w:t>
+      </w:r>
+      <w:r>
+        <w:rPr>
+          <w:rFonts w:ascii="Times New Roman" w:hAnsi="Times New Roman" w:eastAsia="宋体"/>
+          <w:b/>
+          <w:sz w:val="24"/>
+        </w:rPr>
+        <w:t>1.7×10⁵ A·g_Ir⁻¹</w:t>
+      </w:r>
+      <w:r>
+        <w:rPr>
+          <w:rFonts w:ascii="Times New Roman" w:hAnsi="Times New Roman" w:eastAsia="宋体"/>
+          <w:b w:val="0"/>
+          <w:sz w:val="24"/>
+        </w:rPr>
+        <w:t xml:space="preserve">、TON </w:t>
+      </w:r>
+      <w:r>
+        <w:rPr>
+          <w:rFonts w:ascii="Times New Roman" w:hAnsi="Times New Roman" w:eastAsia="宋体"/>
+          <w:b/>
+          <w:sz w:val="24"/>
+        </w:rPr>
+        <w:t>1.5×10⁸</w:t>
+      </w:r>
+      <w:r>
+        <w:rPr>
+          <w:rFonts w:ascii="Times New Roman" w:hAnsi="Times New Roman" w:eastAsia="宋体"/>
+          <w:b w:val="0"/>
+          <w:sz w:val="24"/>
+        </w:rPr>
+        <w:t>；</w:t>
       </w:r>
     </w:p>
     <w:p>
@@ -466,19 +578,34 @@
       <w:r>
         <w:rPr>
           <w:rFonts w:ascii="Times New Roman" w:hAnsi="Times New Roman" w:eastAsia="宋体"/>
-          <w:b w:val="0"/>
-          <w:i/>
-          <w:sz w:val="24"/>
-        </w:rPr>
-        <w:t>载体-金属的氧化还原耦合</w:t>
-      </w:r>
-      <w:r>
-        <w:rPr>
-          <w:rFonts w:ascii="Times New Roman" w:hAnsi="Times New Roman" w:eastAsia="宋体"/>
-          <w:b w:val="0"/>
-          <w:sz w:val="24"/>
-        </w:rPr>
-        <w:t>（MnO₂ 作为还原剂/电子缓冲池）可以同时解决"分散度"和"电子结构调控"两个问题。课题 65 的 MnO₂–IrO₂ 异质结构正是这条思路的"纳米颗粒版"——不追求单原子，而追求异质界面的协同。</w:t>
+          <w:b/>
+          <w:sz w:val="24"/>
+        </w:rPr>
+        <w:t>载体参与金属价态调控</w:t>
+      </w:r>
+      <w:r>
+        <w:rPr>
+          <w:rFonts w:ascii="Times New Roman" w:hAnsi="Times New Roman" w:eastAsia="宋体"/>
+          <w:b w:val="0"/>
+          <w:sz w:val="24"/>
+        </w:rPr>
+        <w:t>（MnO₂ 作为氧化剂/电子受体）可以同时解决"分散度"和"电子结构调控"两个问题。课题 65 的 MnO₂–IrO₂ 异质结构正是这条思路的"纳米颗粒版"——不追求单原子，而追求异质界面的协同；但需注意</w:t>
+      </w:r>
+      <w:r>
+        <w:rPr>
+          <w:rFonts w:ascii="Times New Roman" w:hAnsi="Times New Roman" w:eastAsia="宋体"/>
+          <w:b/>
+          <w:sz w:val="24"/>
+        </w:rPr>
+        <w:t>微波多元醇体系是还原性环境（乙二醇为还原剂），与本文的氧化性路线方向相反</w:t>
+      </w:r>
+      <w:r>
+        <w:rPr>
+          <w:rFonts w:ascii="Times New Roman" w:hAnsi="Times New Roman" w:eastAsia="宋体"/>
+          <w:b w:val="0"/>
+          <w:sz w:val="24"/>
+        </w:rPr>
+        <w:t>，两者得到的 Ir 价态分布可能不同，这本身就是一个值得写进毕设的对比科学问题；</w:t>
       </w:r>
     </w:p>
     <w:p>
@@ -508,7 +635,7 @@
           <w:b w:val="0"/>
           <w:sz w:val="24"/>
         </w:rPr>
-        <w:t>：界面电子转移（MnO₂ → IrO₂ 方向）、Ir 氧化态（XPS 测 Ir 4f 结合能）、OER 中间体吸附（对比负载前后 Tafel/过电位变化）。</w:t>
+        <w:t>：界面电子转移方向（MnO₂ → IrO₂ 或反向）、Ir 氧化态分布（XPS 4f 分峰 + 参考样品标定）、低载量区（&lt;0.1 mg_Ir·cm⁻²）的结构-活性对应。</w:t>
       </w:r>
     </w:p>
     <w:p/>
@@ -534,31 +661,191 @@
           <w:b/>
           <w:sz w:val="24"/>
         </w:rPr>
-        <w:t>本节为立项时的机制预判</w:t>
-      </w:r>
-      <w:r>
-        <w:rPr>
-          <w:rFonts w:ascii="Times New Roman" w:hAnsi="Times New Roman" w:eastAsia="宋体"/>
-          <w:b w:val="0"/>
-          <w:sz w:val="24"/>
-        </w:rPr>
-        <w:t>（基于标题与领域常识撰写，全文尚未到手）：Ir⁶⁺ 的氧化态细节、活性倍数与证据链均待 2026-09-10 官方</w:t>
-      </w:r>
-      <w:r>
-        <w:rPr>
-          <w:rFonts w:ascii="Times New Roman" w:hAnsi="Times New Roman" w:eastAsia="宋体"/>
-          <w:b w:val="0"/>
-          <w:sz w:val="24"/>
-        </w:rPr>
-        <w:t>[</w:t>
-      </w:r>
-      <w:r>
-        <w:rPr>
-          <w:rFonts w:ascii="Times New Roman" w:hAnsi="Times New Roman" w:eastAsia="宋体"/>
-          <w:b w:val="0"/>
-          <w:sz w:val="24"/>
-        </w:rPr>
-        <w:t>1] 全文精读后核实修订。</w:t>
+        <w:t>本节为立项时的机制预判，已用三级公开来源核实（2026-09-09）</w:t>
+      </w:r>
+      <w:r>
+        <w:rPr>
+          <w:rFonts w:ascii="Times New Roman" w:hAnsi="Times New Roman" w:eastAsia="宋体"/>
+          <w:b w:val="0"/>
+          <w:sz w:val="24"/>
+        </w:rPr>
+        <w:t>。原文属</w:t>
+      </w:r>
+      <w:r>
+        <w:rPr>
+          <w:rFonts w:ascii="Times New Roman" w:hAnsi="Times New Roman" w:eastAsia="宋体"/>
+          <w:b/>
+          <w:sz w:val="24"/>
+        </w:rPr>
+        <w:t>全球闭源</w:t>
+      </w:r>
+      <w:r>
+        <w:rPr>
+          <w:rFonts w:ascii="Times New Roman" w:hAnsi="Times New Roman" w:eastAsia="宋体"/>
+          <w:b w:val="0"/>
+          <w:sz w:val="24"/>
+        </w:rPr>
+        <w:t xml:space="preserve">（Unpaywall / OpenAlex / Europe PMC 均判 </w:t>
+      </w:r>
+      <w:r>
+        <w:rPr>
+          <w:rFonts w:ascii="Consolas" w:hAnsi="Consolas" w:eastAsia="Consolas"/>
+          <w:sz w:val="24"/>
+          <w:shd w:fill="F0F0F0"/>
+        </w:rPr>
+        <w:t>closed</w:t>
+      </w:r>
+      <w:r>
+        <w:rPr>
+          <w:rFonts w:ascii="Times New Roman" w:hAnsi="Times New Roman" w:eastAsia="宋体"/>
+          <w:b w:val="0"/>
+          <w:sz w:val="24"/>
+        </w:rPr>
+        <w:t>，无 PMC/机构库/预印本副本；science.org 未登录访问返回 403）。核实结论：</w:t>
+      </w:r>
+      <w:r>
+        <w:rPr>
+          <w:rFonts w:ascii="Times New Roman" w:hAnsi="Times New Roman" w:eastAsia="宋体"/>
+          <w:b/>
+          <w:sz w:val="24"/>
+        </w:rPr>
+        <w:t>已证实</w:t>
+      </w:r>
+      <w:r>
+        <w:rPr>
+          <w:rFonts w:ascii="Times New Roman" w:hAnsi="Times New Roman" w:eastAsia="宋体"/>
+          <w:b w:val="0"/>
+          <w:sz w:val="24"/>
+        </w:rPr>
+        <w:t xml:space="preserve"> ① MnO₂ 作</w:t>
+      </w:r>
+      <w:r>
+        <w:rPr>
+          <w:rFonts w:ascii="Times New Roman" w:hAnsi="Times New Roman" w:eastAsia="宋体"/>
+          <w:b/>
+          <w:sz w:val="24"/>
+        </w:rPr>
+        <w:t>氧化剂</w:t>
+      </w:r>
+      <w:r>
+        <w:rPr>
+          <w:rFonts w:ascii="Times New Roman" w:hAnsi="Times New Roman" w:eastAsia="宋体"/>
+          <w:b w:val="0"/>
+          <w:sz w:val="24"/>
+        </w:rPr>
+        <w:t xml:space="preserve">实现 Ir(IV)→Ir(VI)（配体 Cl⁻→O²⁻）；② Ir 原子级分散（HAADF-STEM）；③ HERFD-XANES 定氧化态 </w:t>
+      </w:r>
+      <w:r>
+        <w:rPr>
+          <w:rFonts w:ascii="Times New Roman" w:hAnsi="Times New Roman" w:eastAsia="宋体"/>
+          <w:b/>
+          <w:sz w:val="24"/>
+        </w:rPr>
+        <w:t>+5.8±0.1</w:t>
+      </w:r>
+      <w:r>
+        <w:rPr>
+          <w:rFonts w:ascii="Times New Roman" w:hAnsi="Times New Roman" w:eastAsia="宋体"/>
+          <w:b w:val="0"/>
+          <w:sz w:val="24"/>
+        </w:rPr>
+        <w:t xml:space="preserve">（对应 d³ 构型），XPS 显示 IrVI 占主物种 </w:t>
+      </w:r>
+      <w:r>
+        <w:rPr>
+          <w:rFonts w:ascii="Times New Roman" w:hAnsi="Times New Roman" w:eastAsia="宋体"/>
+          <w:b/>
+          <w:sz w:val="24"/>
+        </w:rPr>
+        <w:t>&gt;80%</w:t>
+      </w:r>
+      <w:r>
+        <w:rPr>
+          <w:rFonts w:ascii="Times New Roman" w:hAnsi="Times New Roman" w:eastAsia="宋体"/>
+          <w:b w:val="0"/>
+          <w:sz w:val="24"/>
+        </w:rPr>
+        <w:t xml:space="preserve">（三档载量 0.02/0.04/0.08 mg_Ir·cm⁻²）；④ 器件级性能：PEM（Nafion 115、80 °C）2.0 V → </w:t>
+      </w:r>
+      <w:r>
+        <w:rPr>
+          <w:rFonts w:ascii="Times New Roman" w:hAnsi="Times New Roman" w:eastAsia="宋体"/>
+          <w:b/>
+          <w:sz w:val="24"/>
+        </w:rPr>
+        <w:t>4.0 A·cm⁻²</w:t>
+      </w:r>
+      <w:r>
+        <w:rPr>
+          <w:rFonts w:ascii="Times New Roman" w:hAnsi="Times New Roman" w:eastAsia="宋体"/>
+          <w:b w:val="0"/>
+          <w:sz w:val="24"/>
+        </w:rPr>
+        <w:t xml:space="preserve">@0.08 mg_Ir·cm⁻²，换 Nafion 212 可达 7.0 A·cm⁻²，长测 1710 h@5×10⁴ A·g_Ir⁻¹（另有 3700 h/2100 h 两组长测），官方新闻稿表述为 </w:t>
+      </w:r>
+      <w:r>
+        <w:rPr>
+          <w:rFonts w:ascii="Times New Roman" w:hAnsi="Times New Roman" w:eastAsia="宋体"/>
+          <w:b/>
+          <w:sz w:val="24"/>
+        </w:rPr>
+        <w:t>3000+ 小时、82% 效率、无衰减</w:t>
+      </w:r>
+      <w:r>
+        <w:rPr>
+          <w:rFonts w:ascii="Times New Roman" w:hAnsi="Times New Roman" w:eastAsia="宋体"/>
+          <w:b w:val="0"/>
+          <w:sz w:val="24"/>
+        </w:rPr>
+        <w:t xml:space="preserve">；⑤ 降铱 </w:t>
+      </w:r>
+      <w:r>
+        <w:rPr>
+          <w:rFonts w:ascii="Times New Roman" w:hAnsi="Times New Roman" w:eastAsia="宋体"/>
+          <w:b/>
+          <w:sz w:val="24"/>
+        </w:rPr>
+        <w:t>95%（新闻稿）/ &gt;96%（第三方解读）</w:t>
+      </w:r>
+      <w:r>
+        <w:rPr>
+          <w:rFonts w:ascii="Times New Roman" w:hAnsi="Times New Roman" w:eastAsia="宋体"/>
+          <w:b w:val="0"/>
+          <w:sz w:val="24"/>
+        </w:rPr>
+        <w:t xml:space="preserve">，Ir 年产约 8 t、现载量 2–4 mg_Ir·cm⁻² 仅支撑约 </w:t>
+      </w:r>
+      <w:r>
+        <w:rPr>
+          <w:rFonts w:ascii="Times New Roman" w:hAnsi="Times New Roman" w:eastAsia="宋体"/>
+          <w:b/>
+          <w:sz w:val="24"/>
+        </w:rPr>
+        <w:t>10 GW/yr</w:t>
+      </w:r>
+      <w:r>
+        <w:rPr>
+          <w:rFonts w:ascii="Times New Roman" w:hAnsi="Times New Roman" w:eastAsia="宋体"/>
+          <w:b w:val="0"/>
+          <w:sz w:val="24"/>
+        </w:rPr>
+        <w:t xml:space="preserve"> 装机——与本课题"低铱"立项动机一致。</w:t>
+      </w:r>
+      <w:r>
+        <w:rPr>
+          <w:rFonts w:ascii="Times New Roman" w:hAnsi="Times New Roman" w:eastAsia="宋体"/>
+          <w:b/>
+          <w:sz w:val="24"/>
+        </w:rPr>
+        <w:t>仍待原文核对</w:t>
+      </w:r>
+      <w:r>
+        <w:rPr>
+          <w:rFonts w:ascii="Times New Roman" w:hAnsi="Times New Roman" w:eastAsia="宋体"/>
+          <w:b w:val="0"/>
+          <w:sz w:val="24"/>
+        </w:rPr>
+        <w:t>：95%/&gt;96% 与 3000 h/1710 h 的口径差异、Mn 溶出数据、LOM/AEM 机理归属、补充材料（SM）内容。详见《文献精读-65-Science2024替代精读》第六节《待核对清单》。</w:t>
       </w:r>
     </w:p>
     <w:p/>
@@ -2946,7 +3233,23 @@
           <w:b w:val="0"/>
           <w:sz w:val="24"/>
         </w:rPr>
-        <w:t>2] 与 4 篇补充全文精读后修订：机制纠错 + 数值补全 + 风险预案④）→ V3 待 2026-09-10 官方</w:t>
+        <w:t xml:space="preserve">2] 与 4 篇补充全文精读后修订：机制纠错 + 数值补全 + 风险预案④）→ </w:t>
+      </w:r>
+      <w:r>
+        <w:rPr>
+          <w:rFonts w:ascii="Times New Roman" w:hAnsi="Times New Roman" w:eastAsia="宋体"/>
+          <w:b/>
+          <w:sz w:val="24"/>
+        </w:rPr>
+        <w:t>V2.1 2026-09-10</w:t>
+      </w:r>
+      <w:r>
+        <w:rPr>
+          <w:rFonts w:ascii="Times New Roman" w:hAnsi="Times New Roman" w:eastAsia="宋体"/>
+          <w:b w:val="0"/>
+          <w:sz w:val="24"/>
+        </w:rPr>
+        <w:t>（官方</w:t>
       </w:r>
       <w:r>
         <w:rPr>
@@ -2962,7 +3265,7 @@
           <w:b w:val="0"/>
           <w:sz w:val="24"/>
         </w:rPr>
-        <w:t>1] Science 全文精读。</w:t>
+        <w:t>1] Science 全球闭源，改以 Science 官方摘要 + RIKEN 新闻稿 + 中文技术解读三级来源核实：更正"MnO₂ 还原 Ir"为"MnO₂ 氧化 Ir(IV)→Ir(VI)"，补全关键数据与《待核对清单》）→ V3 待原文到手后升级为正式版。</w:t>
       </w:r>
     </w:p>
     <w:p>
